--- a/src/Tests/Inputs/word/table_indent/input.docx
+++ b/src/Tests/Inputs/word/table_indent/input.docx
@@ -11,12 +11,12 @@
       <w:tblPr>
         <w:tblW w:w="5000" w:type="pct"/>
         <w:tblBorders>
-          <w:top w:val="single" w:color="000000" w:sz="4"/>
-          <w:bottom w:val="single" w:color="000000" w:sz="4"/>
-          <w:left w:val="single" w:color="000000" w:sz="4"/>
-          <w:right w:val="single" w:color="000000" w:sz="4"/>
-          <w:insideH w:val="single" w:color="000000" w:sz="4"/>
-          <w:insideV w:val="single" w:color="000000" w:sz="4"/>
+          <w:top w:val="single" w:color="000000" w:sz="24"/>
+          <w:bottom w:val="single" w:color="000000" w:sz="24"/>
+          <w:left w:val="single" w:color="000000" w:sz="24"/>
+          <w:right w:val="single" w:color="000000" w:sz="24"/>
+          <w:insideH w:val="single" w:color="000000" w:sz="24"/>
+          <w:insideV w:val="single" w:color="000000" w:sz="24"/>
         </w:tblBorders>
       </w:tblPr>
       <w:tblGrid>
@@ -67,12 +67,12 @@
         <w:tblW w:w="5000" w:type="pct"/>
         <w:tblInd w:w="480" w:type="dxa"/>
         <w:tblBorders>
-          <w:top w:val="single" w:color="000000" w:sz="4"/>
-          <w:bottom w:val="single" w:color="000000" w:sz="4"/>
-          <w:left w:val="single" w:color="000000" w:sz="4"/>
-          <w:right w:val="single" w:color="000000" w:sz="4"/>
-          <w:insideH w:val="single" w:color="000000" w:sz="4"/>
-          <w:insideV w:val="single" w:color="000000" w:sz="4"/>
+          <w:top w:val="single" w:color="000000" w:sz="24"/>
+          <w:bottom w:val="single" w:color="000000" w:sz="24"/>
+          <w:left w:val="single" w:color="000000" w:sz="24"/>
+          <w:right w:val="single" w:color="000000" w:sz="24"/>
+          <w:insideH w:val="single" w:color="000000" w:sz="24"/>
+          <w:insideV w:val="single" w:color="000000" w:sz="24"/>
         </w:tblBorders>
       </w:tblPr>
       <w:tblGrid>
@@ -123,12 +123,12 @@
         <w:tblW w:w="5000" w:type="pct"/>
         <w:tblInd w:w="720" w:type="dxa"/>
         <w:tblBorders>
-          <w:top w:val="single" w:color="000000" w:sz="4"/>
-          <w:bottom w:val="single" w:color="000000" w:sz="4"/>
-          <w:left w:val="single" w:color="000000" w:sz="4"/>
-          <w:right w:val="single" w:color="000000" w:sz="4"/>
-          <w:insideH w:val="single" w:color="000000" w:sz="4"/>
-          <w:insideV w:val="single" w:color="000000" w:sz="4"/>
+          <w:top w:val="single" w:color="000000" w:sz="24"/>
+          <w:bottom w:val="single" w:color="000000" w:sz="24"/>
+          <w:left w:val="single" w:color="000000" w:sz="24"/>
+          <w:right w:val="single" w:color="000000" w:sz="24"/>
+          <w:insideH w:val="single" w:color="000000" w:sz="24"/>
+          <w:insideV w:val="single" w:color="000000" w:sz="24"/>
         </w:tblBorders>
       </w:tblPr>
       <w:tblGrid>
@@ -179,12 +179,12 @@
         <w:tblW w:w="5000" w:type="pct"/>
         <w:tblInd w:w="1440" w:type="dxa"/>
         <w:tblBorders>
-          <w:top w:val="single" w:color="000000" w:sz="4"/>
-          <w:bottom w:val="single" w:color="000000" w:sz="4"/>
-          <w:left w:val="single" w:color="000000" w:sz="4"/>
-          <w:right w:val="single" w:color="000000" w:sz="4"/>
-          <w:insideH w:val="single" w:color="000000" w:sz="4"/>
-          <w:insideV w:val="single" w:color="000000" w:sz="4"/>
+          <w:top w:val="single" w:color="000000" w:sz="24"/>
+          <w:bottom w:val="single" w:color="000000" w:sz="24"/>
+          <w:left w:val="single" w:color="000000" w:sz="24"/>
+          <w:right w:val="single" w:color="000000" w:sz="24"/>
+          <w:insideH w:val="single" w:color="000000" w:sz="24"/>
+          <w:insideV w:val="single" w:color="000000" w:sz="24"/>
         </w:tblBorders>
       </w:tblPr>
       <w:tblGrid>
@@ -236,12 +236,12 @@
         <w:jc w:val="center"/>
         <w:tblInd w:w="720" w:type="dxa"/>
         <w:tblBorders>
-          <w:top w:val="single" w:color="000000" w:sz="4"/>
-          <w:bottom w:val="single" w:color="000000" w:sz="4"/>
-          <w:left w:val="single" w:color="000000" w:sz="4"/>
-          <w:right w:val="single" w:color="000000" w:sz="4"/>
-          <w:insideH w:val="single" w:color="000000" w:sz="4"/>
-          <w:insideV w:val="single" w:color="000000" w:sz="4"/>
+          <w:top w:val="single" w:color="000000" w:sz="24"/>
+          <w:bottom w:val="single" w:color="000000" w:sz="24"/>
+          <w:left w:val="single" w:color="000000" w:sz="24"/>
+          <w:right w:val="single" w:color="000000" w:sz="24"/>
+          <w:insideH w:val="single" w:color="000000" w:sz="24"/>
+          <w:insideV w:val="single" w:color="000000" w:sz="24"/>
         </w:tblBorders>
       </w:tblPr>
       <w:tblGrid>
